--- a/treasury-platform/docs/30-readiness/word/DOC-B03-nfr-specification.docx
+++ b/treasury-platform/docs/30-readiness/word/DOC-B03-nfr-specification.docx
@@ -17035,11 +17035,11 @@
         </w:tblBorders>
       </w:tblPr>
       <w:tblGrid>
-        <w:gridCol w:w="943"/>
-        <w:gridCol w:w="3421"/>
-        <w:gridCol w:w="943"/>
-        <w:gridCol w:w="3418"/>
-        <w:gridCol w:w="1139"/>
+        <w:gridCol w:w="952"/>
+        <w:gridCol w:w="3412"/>
+        <w:gridCol w:w="952"/>
+        <w:gridCol w:w="3411"/>
+        <w:gridCol w:w="1137"/>
       </w:tblGrid>
       <w:tr>
         <w:trPr>
@@ -17048,7 +17048,7 @@
         </w:trPr>
         <w:tc>
           <w:tcPr>
-            <w:tcW w:type="dxa" w:w="943"/>
+            <w:tcW w:type="dxa" w:w="952"/>
             <w:tcBorders>
               <w:top w:val="single" w:color="BFC9D6" w:sz="4"/>
               <w:left w:val="single" w:color="BFC9D6" w:sz="4"/>
@@ -17086,7 +17086,7 @@
         </w:tc>
         <w:tc>
           <w:tcPr>
-            <w:tcW w:type="dxa" w:w="3421"/>
+            <w:tcW w:type="dxa" w:w="3412"/>
             <w:tcBorders>
               <w:top w:val="single" w:color="BFC9D6" w:sz="4"/>
               <w:left w:val="single" w:color="BFC9D6" w:sz="4"/>
@@ -17124,7 +17124,7 @@
         </w:tc>
         <w:tc>
           <w:tcPr>
-            <w:tcW w:type="dxa" w:w="943"/>
+            <w:tcW w:type="dxa" w:w="952"/>
             <w:tcBorders>
               <w:top w:val="single" w:color="BFC9D6" w:sz="4"/>
               <w:left w:val="single" w:color="BFC9D6" w:sz="4"/>
@@ -17162,7 +17162,7 @@
         </w:tc>
         <w:tc>
           <w:tcPr>
-            <w:tcW w:type="dxa" w:w="3418"/>
+            <w:tcW w:type="dxa" w:w="3411"/>
             <w:tcBorders>
               <w:top w:val="single" w:color="BFC9D6" w:sz="4"/>
               <w:left w:val="single" w:color="BFC9D6" w:sz="4"/>
@@ -17200,7 +17200,7 @@
         </w:tc>
         <w:tc>
           <w:tcPr>
-            <w:tcW w:type="dxa" w:w="1139"/>
+            <w:tcW w:type="dxa" w:w="1137"/>
             <w:tcBorders>
               <w:top w:val="single" w:color="BFC9D6" w:sz="4"/>
               <w:left w:val="single" w:color="BFC9D6" w:sz="4"/>
@@ -17243,7 +17243,7 @@
         </w:trPr>
         <w:tc>
           <w:tcPr>
-            <w:tcW w:type="dxa" w:w="943"/>
+            <w:tcW w:type="dxa" w:w="952"/>
             <w:tcBorders>
               <w:top w:val="single" w:color="BFC9D6" w:sz="4"/>
               <w:left w:val="single" w:color="BFC9D6" w:sz="4"/>
@@ -17279,7 +17279,7 @@
         </w:tc>
         <w:tc>
           <w:tcPr>
-            <w:tcW w:type="dxa" w:w="3421"/>
+            <w:tcW w:type="dxa" w:w="3412"/>
             <w:tcBorders>
               <w:top w:val="single" w:color="BFC9D6" w:sz="4"/>
               <w:left w:val="single" w:color="BFC9D6" w:sz="4"/>
@@ -17315,43 +17315,52 @@
         </w:tc>
         <w:tc>
           <w:tcPr>
-            <w:tcW w:type="dxa" w:w="943"/>
-            <w:tcBorders>
-              <w:top w:val="single" w:color="BFC9D6" w:sz="4"/>
-              <w:left w:val="single" w:color="BFC9D6" w:sz="4"/>
-              <w:bottom w:val="single" w:color="BFC9D6" w:sz="4"/>
-              <w:right w:val="single" w:color="BFC9D6" w:sz="4"/>
-            </w:tcBorders>
-            <w:tcMar>
-              <w:top w:type="dxa" w:w="50"/>
-              <w:left w:type="dxa" w:w="90"/>
-              <w:bottom w:type="dxa" w:w="50"/>
-              <w:right w:type="dxa" w:w="90"/>
-            </w:tcMar>
-            <w:vAlign w:val="top"/>
-          </w:tcPr>
-          <w:p>
-            <w:pPr>
-              <w:keepNext w:val="false"/>
-              <w:bidi/>
-              <w:spacing w:after="30" w:before="30" w:line="264"/>
-            </w:pPr>
-            <w:r>
-              <w:rPr>
-                <w:rFonts w:ascii="Arial" w:cs="Arial" w:eastAsia="Arial" w:hAnsi="Arial"/>
-                <w:b w:val="false"/>
-                <w:bCs w:val="false"/>
-                <w:sz w:val="18"/>
-                <w:szCs w:val="18"/>
-                <w:rtl/>
-              </w:rPr>
-              <w:t xml:space="preserve">قرار مسجَّل ومحسوم: الإنجليزية LTR الآن مع تخطيط جاهز لـ RTL (NFR-ACC-04 وNFR-I18N-01 و02)، والعربية الكاملة إصدار لاحق؛ ويُصحَّح نص السطر 172</w:t>
-            </w:r>
-          </w:p>
-        </w:tc>
-        <w:tc>
-          <w:tcPr>
-            <w:tcW w:type="dxa" w:w="3418"/>
+            <w:tcW w:type="dxa" w:w="952"/>
+            <w:tcBorders>
+              <w:top w:val="single" w:color="BFC9D6" w:sz="4"/>
+              <w:left w:val="single" w:color="BFC9D6" w:sz="4"/>
+              <w:bottom w:val="single" w:color="BFC9D6" w:sz="4"/>
+              <w:right w:val="single" w:color="BFC9D6" w:sz="4"/>
+            </w:tcBorders>
+            <w:tcMar>
+              <w:top w:type="dxa" w:w="50"/>
+              <w:left w:type="dxa" w:w="90"/>
+              <w:bottom w:type="dxa" w:w="50"/>
+              <w:right w:type="dxa" w:w="90"/>
+            </w:tcMar>
+            <w:vAlign w:val="top"/>
+          </w:tcPr>
+          <w:p>
+            <w:pPr>
+              <w:keepNext w:val="false"/>
+              <w:bidi/>
+              <w:spacing w:after="30" w:before="30" w:line="264"/>
+            </w:pPr>
+            <w:r>
+              <w:rPr>
+                <w:rFonts w:ascii="Segoe UI Emoji" w:cs="Segoe UI Emoji" w:eastAsia="Segoe UI Emoji" w:hAnsi="Segoe UI Emoji"/>
+                <w:sz w:val="18"/>
+                <w:szCs w:val="18"/>
+                <w:rtl/>
+              </w:rPr>
+              <w:t xml:space="preserve">✅</w:t>
+            </w:r>
+            <w:r>
+              <w:rPr>
+                <w:rFonts w:ascii="Arial" w:cs="Arial" w:eastAsia="Arial" w:hAnsi="Arial"/>
+                <w:b w:val="false"/>
+                <w:bCs w:val="false"/>
+                <w:sz w:val="18"/>
+                <w:szCs w:val="18"/>
+                <w:rtl/>
+              </w:rPr>
+              <w:t xml:space="preserve"> معتمد من المالك (2026-10-12): قرار مسجَّل ومحسوم: الإنجليزية LTR الآن مع تخطيط جاهز لـ RTL (NFR-ACC-04 وNFR-I18N-01 و02)، والعربية الكاملة إصدار لاحق؛ ويُصحَّح نص السطر 172</w:t>
+            </w:r>
+          </w:p>
+        </w:tc>
+        <w:tc>
+          <w:tcPr>
+            <w:tcW w:type="dxa" w:w="3411"/>
             <w:tcBorders>
               <w:top w:val="single" w:color="BFC9D6" w:sz="4"/>
               <w:left w:val="single" w:color="BFC9D6" w:sz="4"/>
@@ -17387,7 +17396,7 @@
         </w:tc>
         <w:tc>
           <w:tcPr>
-            <w:tcW w:type="dxa" w:w="1139"/>
+            <w:tcW w:type="dxa" w:w="1137"/>
             <w:tcBorders>
               <w:top w:val="single" w:color="BFC9D6" w:sz="4"/>
               <w:left w:val="single" w:color="BFC9D6" w:sz="4"/>
@@ -17428,7 +17437,7 @@
         </w:trPr>
         <w:tc>
           <w:tcPr>
-            <w:tcW w:type="dxa" w:w="943"/>
+            <w:tcW w:type="dxa" w:w="952"/>
             <w:tcBorders>
               <w:top w:val="single" w:color="BFC9D6" w:sz="4"/>
               <w:left w:val="single" w:color="BFC9D6" w:sz="4"/>
@@ -17465,7 +17474,7 @@
         </w:tc>
         <w:tc>
           <w:tcPr>
-            <w:tcW w:type="dxa" w:w="3421"/>
+            <w:tcW w:type="dxa" w:w="3412"/>
             <w:tcBorders>
               <w:top w:val="single" w:color="BFC9D6" w:sz="4"/>
               <w:left w:val="single" w:color="BFC9D6" w:sz="4"/>
@@ -17502,7 +17511,7 @@
         </w:tc>
         <w:tc>
           <w:tcPr>
-            <w:tcW w:type="dxa" w:w="943"/>
+            <w:tcW w:type="dxa" w:w="952"/>
             <w:tcBorders>
               <w:top w:val="single" w:color="BFC9D6" w:sz="4"/>
               <w:left w:val="single" w:color="BFC9D6" w:sz="4"/>
@@ -17526,20 +17535,29 @@
             </w:pPr>
             <w:r>
               <w:rPr>
-                <w:rFonts w:ascii="Arial" w:cs="Arial" w:eastAsia="Arial" w:hAnsi="Arial"/>
-                <w:b w:val="false"/>
-                <w:bCs w:val="false"/>
-                <w:sz w:val="18"/>
-                <w:szCs w:val="18"/>
-                <w:rtl/>
-              </w:rPr>
-              <w:t xml:space="preserve">اعتمادهما مع شرط النسخ خارج الخادم، وتثبيتهما بعد أول تمرين استعادة مقاس</w:t>
-            </w:r>
-          </w:p>
-        </w:tc>
-        <w:tc>
-          <w:tcPr>
-            <w:tcW w:type="dxa" w:w="3418"/>
+                <w:rFonts w:ascii="Segoe UI Emoji" w:cs="Segoe UI Emoji" w:eastAsia="Segoe UI Emoji" w:hAnsi="Segoe UI Emoji"/>
+                <w:sz w:val="18"/>
+                <w:szCs w:val="18"/>
+                <w:rtl/>
+              </w:rPr>
+              <w:t xml:space="preserve">✅</w:t>
+            </w:r>
+            <w:r>
+              <w:rPr>
+                <w:rFonts w:ascii="Arial" w:cs="Arial" w:eastAsia="Arial" w:hAnsi="Arial"/>
+                <w:b w:val="false"/>
+                <w:bCs w:val="false"/>
+                <w:sz w:val="18"/>
+                <w:szCs w:val="18"/>
+                <w:rtl/>
+              </w:rPr>
+              <w:t xml:space="preserve"> معتمد من المالك (2026-10-12): اعتمادهما مع شرط النسخ خارج الخادم، وتثبيتهما بعد أول تمرين استعادة مقاس</w:t>
+            </w:r>
+          </w:p>
+        </w:tc>
+        <w:tc>
+          <w:tcPr>
+            <w:tcW w:type="dxa" w:w="3411"/>
             <w:tcBorders>
               <w:top w:val="single" w:color="BFC9D6" w:sz="4"/>
               <w:left w:val="single" w:color="BFC9D6" w:sz="4"/>
@@ -17576,7 +17594,7 @@
         </w:tc>
         <w:tc>
           <w:tcPr>
-            <w:tcW w:type="dxa" w:w="1139"/>
+            <w:tcW w:type="dxa" w:w="1137"/>
             <w:tcBorders>
               <w:top w:val="single" w:color="BFC9D6" w:sz="4"/>
               <w:left w:val="single" w:color="BFC9D6" w:sz="4"/>
@@ -17618,7 +17636,7 @@
         </w:trPr>
         <w:tc>
           <w:tcPr>
-            <w:tcW w:type="dxa" w:w="943"/>
+            <w:tcW w:type="dxa" w:w="952"/>
             <w:tcBorders>
               <w:top w:val="single" w:color="BFC9D6" w:sz="4"/>
               <w:left w:val="single" w:color="BFC9D6" w:sz="4"/>
@@ -17654,7 +17672,7 @@
         </w:tc>
         <w:tc>
           <w:tcPr>
-            <w:tcW w:type="dxa" w:w="3421"/>
+            <w:tcW w:type="dxa" w:w="3412"/>
             <w:tcBorders>
               <w:top w:val="single" w:color="BFC9D6" w:sz="4"/>
               <w:left w:val="single" w:color="BFC9D6" w:sz="4"/>
@@ -17690,43 +17708,52 @@
         </w:tc>
         <w:tc>
           <w:tcPr>
-            <w:tcW w:type="dxa" w:w="943"/>
-            <w:tcBorders>
-              <w:top w:val="single" w:color="BFC9D6" w:sz="4"/>
-              <w:left w:val="single" w:color="BFC9D6" w:sz="4"/>
-              <w:bottom w:val="single" w:color="BFC9D6" w:sz="4"/>
-              <w:right w:val="single" w:color="BFC9D6" w:sz="4"/>
-            </w:tcBorders>
-            <w:tcMar>
-              <w:top w:type="dxa" w:w="50"/>
-              <w:left w:type="dxa" w:w="90"/>
-              <w:bottom w:type="dxa" w:w="50"/>
-              <w:right w:type="dxa" w:w="90"/>
-            </w:tcMar>
-            <w:vAlign w:val="top"/>
-          </w:tcPr>
-          <w:p>
-            <w:pPr>
-              <w:keepNext w:val="false"/>
-              <w:bidi/>
-              <w:spacing w:after="30" w:before="30" w:line="264"/>
-            </w:pPr>
-            <w:r>
-              <w:rPr>
-                <w:rFonts w:ascii="Arial" w:cs="Arial" w:eastAsia="Arial" w:hAnsi="Arial"/>
-                <w:b w:val="false"/>
-                <w:bCs w:val="false"/>
-                <w:sz w:val="18"/>
-                <w:szCs w:val="18"/>
-                <w:rtl/>
-              </w:rPr>
-              <w:t xml:space="preserve">الإبقاء على الرقمين، وتسجيل الشهر الذي تقع فيه استعادة كاملة خرقًا معلنًا، ومراجعتهما بعد التمرين</w:t>
-            </w:r>
-          </w:p>
-        </w:tc>
-        <w:tc>
-          <w:tcPr>
-            <w:tcW w:type="dxa" w:w="3418"/>
+            <w:tcW w:type="dxa" w:w="952"/>
+            <w:tcBorders>
+              <w:top w:val="single" w:color="BFC9D6" w:sz="4"/>
+              <w:left w:val="single" w:color="BFC9D6" w:sz="4"/>
+              <w:bottom w:val="single" w:color="BFC9D6" w:sz="4"/>
+              <w:right w:val="single" w:color="BFC9D6" w:sz="4"/>
+            </w:tcBorders>
+            <w:tcMar>
+              <w:top w:type="dxa" w:w="50"/>
+              <w:left w:type="dxa" w:w="90"/>
+              <w:bottom w:type="dxa" w:w="50"/>
+              <w:right w:type="dxa" w:w="90"/>
+            </w:tcMar>
+            <w:vAlign w:val="top"/>
+          </w:tcPr>
+          <w:p>
+            <w:pPr>
+              <w:keepNext w:val="false"/>
+              <w:bidi/>
+              <w:spacing w:after="30" w:before="30" w:line="264"/>
+            </w:pPr>
+            <w:r>
+              <w:rPr>
+                <w:rFonts w:ascii="Segoe UI Emoji" w:cs="Segoe UI Emoji" w:eastAsia="Segoe UI Emoji" w:hAnsi="Segoe UI Emoji"/>
+                <w:sz w:val="18"/>
+                <w:szCs w:val="18"/>
+                <w:rtl/>
+              </w:rPr>
+              <w:t xml:space="preserve">✅</w:t>
+            </w:r>
+            <w:r>
+              <w:rPr>
+                <w:rFonts w:ascii="Arial" w:cs="Arial" w:eastAsia="Arial" w:hAnsi="Arial"/>
+                <w:b w:val="false"/>
+                <w:bCs w:val="false"/>
+                <w:sz w:val="18"/>
+                <w:szCs w:val="18"/>
+                <w:rtl/>
+              </w:rPr>
+              <w:t xml:space="preserve"> معتمد من المالك (2026-10-12): الإبقاء على الرقمين، وتسجيل الشهر الذي تقع فيه استعادة كاملة خرقًا معلنًا، ومراجعتهما بعد التمرين</w:t>
+            </w:r>
+          </w:p>
+        </w:tc>
+        <w:tc>
+          <w:tcPr>
+            <w:tcW w:type="dxa" w:w="3411"/>
             <w:tcBorders>
               <w:top w:val="single" w:color="BFC9D6" w:sz="4"/>
               <w:left w:val="single" w:color="BFC9D6" w:sz="4"/>
@@ -17762,7 +17789,7 @@
         </w:tc>
         <w:tc>
           <w:tcPr>
-            <w:tcW w:type="dxa" w:w="1139"/>
+            <w:tcW w:type="dxa" w:w="1137"/>
             <w:tcBorders>
               <w:top w:val="single" w:color="BFC9D6" w:sz="4"/>
               <w:left w:val="single" w:color="BFC9D6" w:sz="4"/>
@@ -17803,7 +17830,7 @@
         </w:trPr>
         <w:tc>
           <w:tcPr>
-            <w:tcW w:type="dxa" w:w="943"/>
+            <w:tcW w:type="dxa" w:w="952"/>
             <w:tcBorders>
               <w:top w:val="single" w:color="BFC9D6" w:sz="4"/>
               <w:left w:val="single" w:color="BFC9D6" w:sz="4"/>
@@ -17840,7 +17867,7 @@
         </w:tc>
         <w:tc>
           <w:tcPr>
-            <w:tcW w:type="dxa" w:w="3421"/>
+            <w:tcW w:type="dxa" w:w="3412"/>
             <w:tcBorders>
               <w:top w:val="single" w:color="BFC9D6" w:sz="4"/>
               <w:left w:val="single" w:color="BFC9D6" w:sz="4"/>
@@ -17877,7 +17904,7 @@
         </w:tc>
         <w:tc>
           <w:tcPr>
-            <w:tcW w:type="dxa" w:w="943"/>
+            <w:tcW w:type="dxa" w:w="952"/>
             <w:tcBorders>
               <w:top w:val="single" w:color="BFC9D6" w:sz="4"/>
               <w:left w:val="single" w:color="BFC9D6" w:sz="4"/>
@@ -17901,20 +17928,29 @@
             </w:pPr>
             <w:r>
               <w:rPr>
-                <w:rFonts w:ascii="Arial" w:cs="Arial" w:eastAsia="Arial" w:hAnsi="Arial"/>
-                <w:b w:val="false"/>
-                <w:bCs w:val="false"/>
-                <w:sz w:val="18"/>
-                <w:szCs w:val="18"/>
-                <w:rtl/>
-              </w:rPr>
-              <w:t xml:space="preserve">50,000 سجل لكل جدول رئيسي لكل مشترك، و300 مشترك</w:t>
-            </w:r>
-          </w:p>
-        </w:tc>
-        <w:tc>
-          <w:tcPr>
-            <w:tcW w:type="dxa" w:w="3418"/>
+                <w:rFonts w:ascii="Segoe UI Emoji" w:cs="Segoe UI Emoji" w:eastAsia="Segoe UI Emoji" w:hAnsi="Segoe UI Emoji"/>
+                <w:sz w:val="18"/>
+                <w:szCs w:val="18"/>
+                <w:rtl/>
+              </w:rPr>
+              <w:t xml:space="preserve">✅</w:t>
+            </w:r>
+            <w:r>
+              <w:rPr>
+                <w:rFonts w:ascii="Arial" w:cs="Arial" w:eastAsia="Arial" w:hAnsi="Arial"/>
+                <w:b w:val="false"/>
+                <w:bCs w:val="false"/>
+                <w:sz w:val="18"/>
+                <w:szCs w:val="18"/>
+                <w:rtl/>
+              </w:rPr>
+              <w:t xml:space="preserve"> معتمد من المالك (2026-10-12): 50,000 سجل لكل جدول رئيسي لكل مشترك، و300 مشترك</w:t>
+            </w:r>
+          </w:p>
+        </w:tc>
+        <w:tc>
+          <w:tcPr>
+            <w:tcW w:type="dxa" w:w="3411"/>
             <w:tcBorders>
               <w:top w:val="single" w:color="BFC9D6" w:sz="4"/>
               <w:left w:val="single" w:color="BFC9D6" w:sz="4"/>
@@ -17951,7 +17987,7 @@
         </w:tc>
         <w:tc>
           <w:tcPr>
-            <w:tcW w:type="dxa" w:w="1139"/>
+            <w:tcW w:type="dxa" w:w="1137"/>
             <w:tcBorders>
               <w:top w:val="single" w:color="BFC9D6" w:sz="4"/>
               <w:left w:val="single" w:color="BFC9D6" w:sz="4"/>
@@ -17993,7 +18029,7 @@
         </w:trPr>
         <w:tc>
           <w:tcPr>
-            <w:tcW w:type="dxa" w:w="943"/>
+            <w:tcW w:type="dxa" w:w="952"/>
             <w:tcBorders>
               <w:top w:val="single" w:color="BFC9D6" w:sz="4"/>
               <w:left w:val="single" w:color="BFC9D6" w:sz="4"/>
@@ -18029,7 +18065,7 @@
         </w:tc>
         <w:tc>
           <w:tcPr>
-            <w:tcW w:type="dxa" w:w="3421"/>
+            <w:tcW w:type="dxa" w:w="3412"/>
             <w:tcBorders>
               <w:top w:val="single" w:color="BFC9D6" w:sz="4"/>
               <w:left w:val="single" w:color="BFC9D6" w:sz="4"/>
@@ -18065,7 +18101,7 @@
         </w:tc>
         <w:tc>
           <w:tcPr>
-            <w:tcW w:type="dxa" w:w="943"/>
+            <w:tcW w:type="dxa" w:w="952"/>
             <w:tcBorders>
               <w:top w:val="single" w:color="BFC9D6" w:sz="4"/>
               <w:left w:val="single" w:color="BFC9D6" w:sz="4"/>
@@ -18101,7 +18137,7 @@
         </w:tc>
         <w:tc>
           <w:tcPr>
-            <w:tcW w:type="dxa" w:w="3418"/>
+            <w:tcW w:type="dxa" w:w="3411"/>
             <w:tcBorders>
               <w:top w:val="single" w:color="BFC9D6" w:sz="4"/>
               <w:left w:val="single" w:color="BFC9D6" w:sz="4"/>
@@ -18137,7 +18173,7 @@
         </w:tc>
         <w:tc>
           <w:tcPr>
-            <w:tcW w:type="dxa" w:w="1139"/>
+            <w:tcW w:type="dxa" w:w="1137"/>
             <w:tcBorders>
               <w:top w:val="single" w:color="BFC9D6" w:sz="4"/>
               <w:left w:val="single" w:color="BFC9D6" w:sz="4"/>
@@ -18178,7 +18214,7 @@
         </w:trPr>
         <w:tc>
           <w:tcPr>
-            <w:tcW w:type="dxa" w:w="943"/>
+            <w:tcW w:type="dxa" w:w="952"/>
             <w:tcBorders>
               <w:top w:val="single" w:color="BFC9D6" w:sz="4"/>
               <w:left w:val="single" w:color="BFC9D6" w:sz="4"/>
@@ -18215,7 +18251,7 @@
         </w:tc>
         <w:tc>
           <w:tcPr>
-            <w:tcW w:type="dxa" w:w="3421"/>
+            <w:tcW w:type="dxa" w:w="3412"/>
             <w:tcBorders>
               <w:top w:val="single" w:color="BFC9D6" w:sz="4"/>
               <w:left w:val="single" w:color="BFC9D6" w:sz="4"/>
@@ -18252,7 +18288,7 @@
         </w:tc>
         <w:tc>
           <w:tcPr>
-            <w:tcW w:type="dxa" w:w="943"/>
+            <w:tcW w:type="dxa" w:w="952"/>
             <w:tcBorders>
               <w:top w:val="single" w:color="BFC9D6" w:sz="4"/>
               <w:left w:val="single" w:color="BFC9D6" w:sz="4"/>
@@ -18276,20 +18312,29 @@
             </w:pPr>
             <w:r>
               <w:rPr>
-                <w:rFonts w:ascii="Arial" w:cs="Arial" w:eastAsia="Arial" w:hAnsi="Arial"/>
-                <w:b w:val="false"/>
-                <w:bCs w:val="false"/>
-                <w:sz w:val="18"/>
-                <w:szCs w:val="18"/>
-                <w:rtl/>
-              </w:rPr>
-              <w:t xml:space="preserve">WCAG 2.1 المستوى AA</w:t>
-            </w:r>
-          </w:p>
-        </w:tc>
-        <w:tc>
-          <w:tcPr>
-            <w:tcW w:type="dxa" w:w="3418"/>
+                <w:rFonts w:ascii="Segoe UI Emoji" w:cs="Segoe UI Emoji" w:eastAsia="Segoe UI Emoji" w:hAnsi="Segoe UI Emoji"/>
+                <w:sz w:val="18"/>
+                <w:szCs w:val="18"/>
+                <w:rtl/>
+              </w:rPr>
+              <w:t xml:space="preserve">✅</w:t>
+            </w:r>
+            <w:r>
+              <w:rPr>
+                <w:rFonts w:ascii="Arial" w:cs="Arial" w:eastAsia="Arial" w:hAnsi="Arial"/>
+                <w:b w:val="false"/>
+                <w:bCs w:val="false"/>
+                <w:sz w:val="18"/>
+                <w:szCs w:val="18"/>
+                <w:rtl/>
+              </w:rPr>
+              <w:t xml:space="preserve"> معتمد من المالك (2026-10-12): WCAG 2.1 المستوى AA</w:t>
+            </w:r>
+          </w:p>
+        </w:tc>
+        <w:tc>
+          <w:tcPr>
+            <w:tcW w:type="dxa" w:w="3411"/>
             <w:tcBorders>
               <w:top w:val="single" w:color="BFC9D6" w:sz="4"/>
               <w:left w:val="single" w:color="BFC9D6" w:sz="4"/>
@@ -18326,7 +18371,7 @@
         </w:tc>
         <w:tc>
           <w:tcPr>
-            <w:tcW w:type="dxa" w:w="1139"/>
+            <w:tcW w:type="dxa" w:w="1137"/>
             <w:tcBorders>
               <w:top w:val="single" w:color="BFC9D6" w:sz="4"/>
               <w:left w:val="single" w:color="BFC9D6" w:sz="4"/>
@@ -18368,7 +18413,7 @@
         </w:trPr>
         <w:tc>
           <w:tcPr>
-            <w:tcW w:type="dxa" w:w="943"/>
+            <w:tcW w:type="dxa" w:w="952"/>
             <w:tcBorders>
               <w:top w:val="single" w:color="BFC9D6" w:sz="4"/>
               <w:left w:val="single" w:color="BFC9D6" w:sz="4"/>
@@ -18404,7 +18449,7 @@
         </w:tc>
         <w:tc>
           <w:tcPr>
-            <w:tcW w:type="dxa" w:w="3421"/>
+            <w:tcW w:type="dxa" w:w="3412"/>
             <w:tcBorders>
               <w:top w:val="single" w:color="BFC9D6" w:sz="4"/>
               <w:left w:val="single" w:color="BFC9D6" w:sz="4"/>
@@ -18440,7 +18485,7 @@
         </w:tc>
         <w:tc>
           <w:tcPr>
-            <w:tcW w:type="dxa" w:w="943"/>
+            <w:tcW w:type="dxa" w:w="952"/>
             <w:tcBorders>
               <w:top w:val="single" w:color="BFC9D6" w:sz="4"/>
               <w:left w:val="single" w:color="BFC9D6" w:sz="4"/>
@@ -18476,7 +18521,7 @@
         </w:tc>
         <w:tc>
           <w:tcPr>
-            <w:tcW w:type="dxa" w:w="3418"/>
+            <w:tcW w:type="dxa" w:w="3411"/>
             <w:tcBorders>
               <w:top w:val="single" w:color="BFC9D6" w:sz="4"/>
               <w:left w:val="single" w:color="BFC9D6" w:sz="4"/>
@@ -18512,7 +18557,7 @@
         </w:tc>
         <w:tc>
           <w:tcPr>
-            <w:tcW w:type="dxa" w:w="1139"/>
+            <w:tcW w:type="dxa" w:w="1137"/>
             <w:tcBorders>
               <w:top w:val="single" w:color="BFC9D6" w:sz="4"/>
               <w:left w:val="single" w:color="BFC9D6" w:sz="4"/>
@@ -18553,7 +18598,7 @@
         </w:trPr>
         <w:tc>
           <w:tcPr>
-            <w:tcW w:type="dxa" w:w="943"/>
+            <w:tcW w:type="dxa" w:w="952"/>
             <w:tcBorders>
               <w:top w:val="single" w:color="BFC9D6" w:sz="4"/>
               <w:left w:val="single" w:color="BFC9D6" w:sz="4"/>
@@ -18590,7 +18635,7 @@
         </w:tc>
         <w:tc>
           <w:tcPr>
-            <w:tcW w:type="dxa" w:w="3421"/>
+            <w:tcW w:type="dxa" w:w="3412"/>
             <w:tcBorders>
               <w:top w:val="single" w:color="BFC9D6" w:sz="4"/>
               <w:left w:val="single" w:color="BFC9D6" w:sz="4"/>
@@ -18627,7 +18672,7 @@
         </w:tc>
         <w:tc>
           <w:tcPr>
-            <w:tcW w:type="dxa" w:w="943"/>
+            <w:tcW w:type="dxa" w:w="952"/>
             <w:tcBorders>
               <w:top w:val="single" w:color="BFC9D6" w:sz="4"/>
               <w:left w:val="single" w:color="BFC9D6" w:sz="4"/>
@@ -18651,20 +18696,29 @@
             </w:pPr>
             <w:r>
               <w:rPr>
-                <w:rFonts w:ascii="Arial" w:cs="Arial" w:eastAsia="Arial" w:hAnsi="Arial"/>
-                <w:b w:val="false"/>
-                <w:bCs w:val="false"/>
-                <w:sz w:val="18"/>
-                <w:szCs w:val="18"/>
-                <w:rtl/>
-              </w:rPr>
-              <w:t xml:space="preserve">الإنجليزية (DQ-B02-2)</w:t>
-            </w:r>
-          </w:p>
-        </w:tc>
-        <w:tc>
-          <w:tcPr>
-            <w:tcW w:type="dxa" w:w="3418"/>
+                <w:rFonts w:ascii="Segoe UI Emoji" w:cs="Segoe UI Emoji" w:eastAsia="Segoe UI Emoji" w:hAnsi="Segoe UI Emoji"/>
+                <w:sz w:val="18"/>
+                <w:szCs w:val="18"/>
+                <w:rtl/>
+              </w:rPr>
+              <w:t xml:space="preserve">✅</w:t>
+            </w:r>
+            <w:r>
+              <w:rPr>
+                <w:rFonts w:ascii="Arial" w:cs="Arial" w:eastAsia="Arial" w:hAnsi="Arial"/>
+                <w:b w:val="false"/>
+                <w:bCs w:val="false"/>
+                <w:sz w:val="18"/>
+                <w:szCs w:val="18"/>
+                <w:rtl/>
+              </w:rPr>
+              <w:t xml:space="preserve"> معتمد من المالك (2026-10-12): الإنجليزية (DQ-B02-2)</w:t>
+            </w:r>
+          </w:p>
+        </w:tc>
+        <w:tc>
+          <w:tcPr>
+            <w:tcW w:type="dxa" w:w="3411"/>
             <w:tcBorders>
               <w:top w:val="single" w:color="BFC9D6" w:sz="4"/>
               <w:left w:val="single" w:color="BFC9D6" w:sz="4"/>
@@ -18701,7 +18755,7 @@
         </w:tc>
         <w:tc>
           <w:tcPr>
-            <w:tcW w:type="dxa" w:w="1139"/>
+            <w:tcW w:type="dxa" w:w="1137"/>
             <w:tcBorders>
               <w:top w:val="single" w:color="BFC9D6" w:sz="4"/>
               <w:left w:val="single" w:color="BFC9D6" w:sz="4"/>
@@ -18743,7 +18797,7 @@
         </w:trPr>
         <w:tc>
           <w:tcPr>
-            <w:tcW w:type="dxa" w:w="943"/>
+            <w:tcW w:type="dxa" w:w="952"/>
             <w:tcBorders>
               <w:top w:val="single" w:color="BFC9D6" w:sz="4"/>
               <w:left w:val="single" w:color="BFC9D6" w:sz="4"/>
@@ -18779,7 +18833,7 @@
         </w:tc>
         <w:tc>
           <w:tcPr>
-            <w:tcW w:type="dxa" w:w="3421"/>
+            <w:tcW w:type="dxa" w:w="3412"/>
             <w:tcBorders>
               <w:top w:val="single" w:color="BFC9D6" w:sz="4"/>
               <w:left w:val="single" w:color="BFC9D6" w:sz="4"/>
@@ -18815,7 +18869,7 @@
         </w:tc>
         <w:tc>
           <w:tcPr>
-            <w:tcW w:type="dxa" w:w="943"/>
+            <w:tcW w:type="dxa" w:w="952"/>
             <w:tcBorders>
               <w:top w:val="single" w:color="BFC9D6" w:sz="4"/>
               <w:left w:val="single" w:color="BFC9D6" w:sz="4"/>
@@ -18851,7 +18905,7 @@
         </w:tc>
         <w:tc>
           <w:tcPr>
-            <w:tcW w:type="dxa" w:w="3418"/>
+            <w:tcW w:type="dxa" w:w="3411"/>
             <w:tcBorders>
               <w:top w:val="single" w:color="BFC9D6" w:sz="4"/>
               <w:left w:val="single" w:color="BFC9D6" w:sz="4"/>
@@ -18887,7 +18941,7 @@
         </w:tc>
         <w:tc>
           <w:tcPr>
-            <w:tcW w:type="dxa" w:w="1139"/>
+            <w:tcW w:type="dxa" w:w="1137"/>
             <w:tcBorders>
               <w:top w:val="single" w:color="BFC9D6" w:sz="4"/>
               <w:left w:val="single" w:color="BFC9D6" w:sz="4"/>
@@ -18928,7 +18982,7 @@
         </w:trPr>
         <w:tc>
           <w:tcPr>
-            <w:tcW w:type="dxa" w:w="943"/>
+            <w:tcW w:type="dxa" w:w="952"/>
             <w:tcBorders>
               <w:top w:val="single" w:color="BFC9D6" w:sz="4"/>
               <w:left w:val="single" w:color="BFC9D6" w:sz="4"/>
@@ -18965,7 +19019,7 @@
         </w:tc>
         <w:tc>
           <w:tcPr>
-            <w:tcW w:type="dxa" w:w="3421"/>
+            <w:tcW w:type="dxa" w:w="3412"/>
             <w:tcBorders>
               <w:top w:val="single" w:color="BFC9D6" w:sz="4"/>
               <w:left w:val="single" w:color="BFC9D6" w:sz="4"/>
@@ -19002,7 +19056,7 @@
         </w:tc>
         <w:tc>
           <w:tcPr>
-            <w:tcW w:type="dxa" w:w="943"/>
+            <w:tcW w:type="dxa" w:w="952"/>
             <w:tcBorders>
               <w:top w:val="single" w:color="BFC9D6" w:sz="4"/>
               <w:left w:val="single" w:color="BFC9D6" w:sz="4"/>
@@ -19039,7 +19093,7 @@
         </w:tc>
         <w:tc>
           <w:tcPr>
-            <w:tcW w:type="dxa" w:w="3418"/>
+            <w:tcW w:type="dxa" w:w="3411"/>
             <w:tcBorders>
               <w:top w:val="single" w:color="BFC9D6" w:sz="4"/>
               <w:left w:val="single" w:color="BFC9D6" w:sz="4"/>
@@ -19076,7 +19130,7 @@
         </w:tc>
         <w:tc>
           <w:tcPr>
-            <w:tcW w:type="dxa" w:w="1139"/>
+            <w:tcW w:type="dxa" w:w="1137"/>
             <w:tcBorders>
               <w:top w:val="single" w:color="BFC9D6" w:sz="4"/>
               <w:left w:val="single" w:color="BFC9D6" w:sz="4"/>

--- a/treasury-platform/docs/30-readiness/word/DOC-B03-nfr-specification.docx
+++ b/treasury-platform/docs/30-readiness/word/DOC-B03-nfr-specification.docx
@@ -4158,7 +4158,7 @@
           <w:szCs w:val="21"/>
           <w:rtl/>
         </w:rPr>
-        <w:t xml:space="preserve">الإنتاج خادم VPS واحد لقاعدة البيانات (docs/adr/0001-schema-work-on-linux.md:16)، فلا تكرار تلقائي. استعادة كاملة بزمن RTO المقترح (4 ساعات) تستهلك أكثر من ميزانية الشهر (3.6 ساعات). القرار في DQ-B03-3.</w:t>
+        <w:t xml:space="preserve">الإنتاج خادم VPS واحد لقاعدة البيانات (docs/adr/0001-schema-work-on-linux.md:16)، فلا تكرار تلقائي. استعادة كاملة بزمن RTO المعتمد (4 ساعات، DQ-B03-2) تستهلك أكثر من ميزانية الشهر (3.6 ساعات). القرار في DQ-B03-3.</w:t>
       </w:r>
     </w:p>
     <w:p>
@@ -4598,24 +4598,23 @@
             </w:r>
             <w:r>
               <w:rPr>
-                <w:rFonts w:ascii="Arial" w:cs="Arial" w:eastAsia="Arial" w:hAnsi="Arial"/>
-                <w:color w:val="E0A800"/>
-                <w:sz w:val="18"/>
-                <w:szCs w:val="18"/>
-                <w:rtl/>
-              </w:rPr>
-              <w:t xml:space="preserve">●</w:t>
-            </w:r>
-            <w:r>
-              <w:rPr>
-                <w:rFonts w:ascii="Arial" w:cs="Arial" w:eastAsia="Arial" w:hAnsi="Arial"/>
-                <w:b w:val="false"/>
-                <w:bCs w:val="false"/>
-                <w:sz w:val="18"/>
-                <w:szCs w:val="18"/>
-                <w:rtl/>
-              </w:rPr>
-              <w:t xml:space="preserve"> غير معتمد</w:t>
+                <w:rFonts w:ascii="Segoe UI Emoji" w:cs="Segoe UI Emoji" w:eastAsia="Segoe UI Emoji" w:hAnsi="Segoe UI Emoji"/>
+                <w:sz w:val="18"/>
+                <w:szCs w:val="18"/>
+                <w:rtl/>
+              </w:rPr>
+              <w:t xml:space="preserve">✅</w:t>
+            </w:r>
+            <w:r>
+              <w:rPr>
+                <w:rFonts w:ascii="Arial" w:cs="Arial" w:eastAsia="Arial" w:hAnsi="Arial"/>
+                <w:b w:val="false"/>
+                <w:bCs w:val="false"/>
+                <w:sz w:val="18"/>
+                <w:szCs w:val="18"/>
+                <w:rtl/>
+              </w:rPr>
+              <w:t xml:space="preserve"> معتمد (DQ-B03-2)</w:t>
             </w:r>
           </w:p>
         </w:tc>
@@ -4842,24 +4841,23 @@
             </w:r>
             <w:r>
               <w:rPr>
-                <w:rFonts w:ascii="Arial" w:cs="Arial" w:eastAsia="Arial" w:hAnsi="Arial"/>
-                <w:color w:val="E0A800"/>
-                <w:sz w:val="18"/>
-                <w:szCs w:val="18"/>
-                <w:rtl/>
-              </w:rPr>
-              <w:t xml:space="preserve">●</w:t>
-            </w:r>
-            <w:r>
-              <w:rPr>
-                <w:rFonts w:ascii="Arial" w:cs="Arial" w:eastAsia="Arial" w:hAnsi="Arial"/>
-                <w:b w:val="false"/>
-                <w:bCs w:val="false"/>
-                <w:sz w:val="18"/>
-                <w:szCs w:val="18"/>
-                <w:rtl/>
-              </w:rPr>
-              <w:t xml:space="preserve"> غير معتمد</w:t>
+                <w:rFonts w:ascii="Segoe UI Emoji" w:cs="Segoe UI Emoji" w:eastAsia="Segoe UI Emoji" w:hAnsi="Segoe UI Emoji"/>
+                <w:sz w:val="18"/>
+                <w:szCs w:val="18"/>
+                <w:rtl/>
+              </w:rPr>
+              <w:t xml:space="preserve">✅</w:t>
+            </w:r>
+            <w:r>
+              <w:rPr>
+                <w:rFonts w:ascii="Arial" w:cs="Arial" w:eastAsia="Arial" w:hAnsi="Arial"/>
+                <w:b w:val="false"/>
+                <w:bCs w:val="false"/>
+                <w:sz w:val="18"/>
+                <w:szCs w:val="18"/>
+                <w:rtl/>
+              </w:rPr>
+              <w:t xml:space="preserve"> معتمد (DQ-B03-2)</w:t>
             </w:r>
           </w:p>
         </w:tc>

--- a/treasury-platform/docs/30-readiness/word/DOC-B03-nfr-specification.docx
+++ b/treasury-platform/docs/30-readiness/word/DOC-B03-nfr-specification.docx
@@ -3147,6 +3147,140 @@
     </w:p>
     <w:p>
       <w:pPr>
+        <w:pStyle w:val="ListParagraph"/>
+        <w:numPr>
+          <w:ilvl w:val="0"/>
+          <w:numId w:val="2"/>
+        </w:numPr>
+        <w:bidi/>
+        <w:spacing w:after="70" w:before="0" w:line="300"/>
+      </w:pPr>
+      <w:r>
+        <w:rPr>
+          <w:rFonts w:ascii="Arial" w:cs="Arial" w:eastAsia="Arial" w:hAnsi="Arial"/>
+          <w:b/>
+          <w:bCs/>
+          <w:sz w:val="21"/>
+          <w:szCs w:val="21"/>
+          <w:rtl/>
+        </w:rPr>
+        <w:t xml:space="preserve">قياس أول على القاعدة وحدها (2026-10-21، ADR 0036، docs/40):</w:t>
+      </w:r>
+    </w:p>
+    <w:p>
+      <w:pPr>
+        <w:pStyle w:val="ListParagraph"/>
+        <w:numPr>
+          <w:ilvl w:val="1"/>
+          <w:numId w:val="2"/>
+        </w:numPr>
+        <w:bidi/>
+        <w:spacing w:after="70" w:before="0" w:line="300"/>
+      </w:pPr>
+      <w:r>
+        <w:rPr>
+          <w:rFonts w:ascii="Arial" w:cs="Arial" w:eastAsia="Arial" w:hAnsi="Arial"/>
+          <w:b w:val="false"/>
+          <w:bCs w:val="false"/>
+          <w:sz w:val="21"/>
+          <w:szCs w:val="21"/>
+          <w:rtl/>
+        </w:rPr>
+        <w:t xml:space="preserve">أداة القياس </w:t>
+      </w:r>
+      <w:r>
+        <w:rPr>
+          <w:rFonts w:ascii="Courier New" w:cs="Courier New" w:eastAsia="Courier New" w:hAnsi="Courier New"/>
+          <w:b w:val="false"/>
+          <w:bCs w:val="false"/>
+          <w:color w:val="1F2937"/>
+          <w:sz w:val="18"/>
+          <w:szCs w:val="18"/>
+          <w:shd w:fill="F1F3F5" w:color="auto" w:val="clear"/>
+          <w:rtl/>
+        </w:rPr>
+        <w:t xml:space="preserve">‎tools/perf/run_perf.sh‎</w:t>
+      </w:r>
+      <w:r>
+        <w:rPr>
+          <w:rFonts w:ascii="Arial" w:cs="Arial" w:eastAsia="Arial" w:hAnsi="Arial"/>
+          <w:b w:val="false"/>
+          <w:bCs w:val="false"/>
+          <w:sz w:val="21"/>
+          <w:szCs w:val="21"/>
+          <w:rtl/>
+        </w:rPr>
+        <w:t xml:space="preserve"> تبني قاعدة جديدة ببيانات اصطناعية. حجمها الافتراضي 300 مشترك، منها ثلاثة بأحجام NFR-SCL-02 على جداول المسارات التي تنفّذها القاعدة.</w:t>
+      </w:r>
+    </w:p>
+    <w:p>
+      <w:pPr>
+        <w:pStyle w:val="ListParagraph"/>
+        <w:numPr>
+          <w:ilvl w:val="1"/>
+          <w:numId w:val="2"/>
+        </w:numPr>
+        <w:bidi/>
+        <w:spacing w:after="70" w:before="0" w:line="300"/>
+      </w:pPr>
+      <w:r>
+        <w:rPr>
+          <w:rFonts w:ascii="Arial" w:cs="Arial" w:eastAsia="Arial" w:hAnsi="Arial"/>
+          <w:b w:val="false"/>
+          <w:bCs w:val="false"/>
+          <w:sz w:val="21"/>
+          <w:szCs w:val="21"/>
+          <w:rtl/>
+        </w:rPr>
+        <w:t xml:space="preserve">تقيس ربط الجلسة (NFR-PERF-06)، وما تقرؤه الشاشات، والكتابات، والمهام، ونافذة النشر.</w:t>
+      </w:r>
+    </w:p>
+    <w:p>
+      <w:pPr>
+        <w:pStyle w:val="ListParagraph"/>
+        <w:numPr>
+          <w:ilvl w:val="1"/>
+          <w:numId w:val="2"/>
+        </w:numPr>
+        <w:bidi/>
+        <w:spacing w:after="70" w:before="0" w:line="300"/>
+      </w:pPr>
+      <w:r>
+        <w:rPr>
+          <w:rFonts w:ascii="Arial" w:cs="Arial" w:eastAsia="Arial" w:hAnsi="Arial"/>
+          <w:b w:val="false"/>
+          <w:bCs w:val="false"/>
+          <w:sz w:val="21"/>
+          <w:szCs w:val="21"/>
+          <w:rtl/>
+        </w:rPr>
+        <w:t xml:space="preserve">جرى القياس الأول في حاوية بأربعة معالجات و15 غيغابايت، لا في بيئة الإنتاج، فأرقامه دلالية. وتُعاد الأداة نفسها في بيئة DQ-B03-9.</w:t>
+      </w:r>
+    </w:p>
+    <w:p>
+      <w:pPr>
+        <w:pStyle w:val="ListParagraph"/>
+        <w:numPr>
+          <w:ilvl w:val="1"/>
+          <w:numId w:val="2"/>
+        </w:numPr>
+        <w:bidi/>
+        <w:spacing w:after="70" w:before="0" w:line="300"/>
+      </w:pPr>
+      <w:r>
+        <w:rPr>
+          <w:rFonts w:ascii="Arial" w:cs="Arial" w:eastAsia="Arial" w:hAnsi="Arial"/>
+          <w:b w:val="false"/>
+          <w:bCs w:val="false"/>
+          <w:sz w:val="21"/>
+          <w:szCs w:val="21"/>
+          <w:rtl/>
+        </w:rPr>
+        <w:t xml:space="preserve">وجزء الخادم من NFR-PERF-01 يقاس مع طبقة الخدمة.</w:t>
+      </w:r>
+    </w:p>
+    <w:p>
+      <w:pPr>
         <w:bidi/>
         <w:spacing w:after="60" w:before="0"/>
       </w:pPr>
@@ -19160,6 +19294,201 @@
                 <w:rtl/>
               </w:rPr>
               <w:t xml:space="preserve">لا شيء</w:t>
+            </w:r>
+          </w:p>
+        </w:tc>
+      </w:tr>
+      <w:tr>
+        <w:trPr>
+          <w:cantSplit/>
+        </w:trPr>
+        <w:tc>
+          <w:tcPr>
+            <w:tcW w:type="dxa" w:w="952"/>
+            <w:tcBorders>
+              <w:top w:val="single" w:color="BFC9D6" w:sz="4"/>
+              <w:left w:val="single" w:color="BFC9D6" w:sz="4"/>
+              <w:bottom w:val="single" w:color="BFC9D6" w:sz="4"/>
+              <w:right w:val="single" w:color="BFC9D6" w:sz="4"/>
+            </w:tcBorders>
+            <w:tcMar>
+              <w:top w:type="dxa" w:w="50"/>
+              <w:left w:type="dxa" w:w="90"/>
+              <w:bottom w:type="dxa" w:w="50"/>
+              <w:right w:type="dxa" w:w="90"/>
+            </w:tcMar>
+            <w:vAlign w:val="top"/>
+          </w:tcPr>
+          <w:p>
+            <w:pPr>
+              <w:keepNext w:val="false"/>
+              <w:bidi/>
+              <w:spacing w:after="30" w:before="30" w:line="264"/>
+            </w:pPr>
+            <w:r>
+              <w:rPr>
+                <w:rFonts w:ascii="Arial" w:cs="Arial" w:eastAsia="Arial" w:hAnsi="Arial"/>
+                <w:b w:val="false"/>
+                <w:bCs w:val="false"/>
+                <w:sz w:val="18"/>
+                <w:szCs w:val="18"/>
+                <w:rtl/>
+              </w:rPr>
+              <w:t xml:space="preserve">DQ-B03-11</w:t>
+            </w:r>
+          </w:p>
+        </w:tc>
+        <w:tc>
+          <w:tcPr>
+            <w:tcW w:type="dxa" w:w="3412"/>
+            <w:tcBorders>
+              <w:top w:val="single" w:color="BFC9D6" w:sz="4"/>
+              <w:left w:val="single" w:color="BFC9D6" w:sz="4"/>
+              <w:bottom w:val="single" w:color="BFC9D6" w:sz="4"/>
+              <w:right w:val="single" w:color="BFC9D6" w:sz="4"/>
+            </w:tcBorders>
+            <w:tcMar>
+              <w:top w:type="dxa" w:w="50"/>
+              <w:left w:type="dxa" w:w="90"/>
+              <w:bottom w:type="dxa" w:w="50"/>
+              <w:right w:type="dxa" w:w="90"/>
+            </w:tcMar>
+            <w:vAlign w:val="top"/>
+          </w:tcPr>
+          <w:p>
+            <w:pPr>
+              <w:keepNext w:val="false"/>
+              <w:bidi/>
+              <w:spacing w:after="30" w:before="30" w:line="264"/>
+            </w:pPr>
+            <w:r>
+              <w:rPr>
+                <w:rFonts w:ascii="Arial" w:cs="Arial" w:eastAsia="Arial" w:hAnsi="Arial"/>
+                <w:b w:val="false"/>
+                <w:bCs w:val="false"/>
+                <w:sz w:val="18"/>
+                <w:szCs w:val="18"/>
+                <w:rtl/>
+              </w:rPr>
+              <w:t xml:space="preserve">حصة القاعدة من زمن الشاشة في NFR-PERF-01</w:t>
+            </w:r>
+          </w:p>
+        </w:tc>
+        <w:tc>
+          <w:tcPr>
+            <w:tcW w:type="dxa" w:w="952"/>
+            <w:tcBorders>
+              <w:top w:val="single" w:color="BFC9D6" w:sz="4"/>
+              <w:left w:val="single" w:color="BFC9D6" w:sz="4"/>
+              <w:bottom w:val="single" w:color="BFC9D6" w:sz="4"/>
+              <w:right w:val="single" w:color="BFC9D6" w:sz="4"/>
+            </w:tcBorders>
+            <w:tcMar>
+              <w:top w:type="dxa" w:w="50"/>
+              <w:left w:type="dxa" w:w="90"/>
+              <w:bottom w:type="dxa" w:w="50"/>
+              <w:right w:type="dxa" w:w="90"/>
+            </w:tcMar>
+            <w:vAlign w:val="top"/>
+          </w:tcPr>
+          <w:p>
+            <w:pPr>
+              <w:keepNext w:val="false"/>
+              <w:bidi/>
+              <w:spacing w:after="30" w:before="30" w:line="264"/>
+            </w:pPr>
+            <w:r>
+              <w:rPr>
+                <w:rFonts w:ascii="Arial" w:cs="Arial" w:eastAsia="Arial" w:hAnsi="Arial"/>
+                <w:color w:val="E0A800"/>
+                <w:sz w:val="18"/>
+                <w:szCs w:val="18"/>
+                <w:rtl/>
+              </w:rPr>
+              <w:t xml:space="preserve">●</w:t>
+            </w:r>
+            <w:r>
+              <w:rPr>
+                <w:rFonts w:ascii="Arial" w:cs="Arial" w:eastAsia="Arial" w:hAnsi="Arial"/>
+                <w:b w:val="false"/>
+                <w:bCs w:val="false"/>
+                <w:sz w:val="18"/>
+                <w:szCs w:val="18"/>
+                <w:rtl/>
+              </w:rPr>
+              <w:t xml:space="preserve"> 200 مللي ثانية في p95 لما تقرؤه الشاشة من القاعدة، أي عُشر الثانيتين، والباقي للخدمة والشبكة والعرض. يستعمله تقرير القياس هدفًا (docs/40)</w:t>
+            </w:r>
+          </w:p>
+        </w:tc>
+        <w:tc>
+          <w:tcPr>
+            <w:tcW w:type="dxa" w:w="3411"/>
+            <w:tcBorders>
+              <w:top w:val="single" w:color="BFC9D6" w:sz="4"/>
+              <w:left w:val="single" w:color="BFC9D6" w:sz="4"/>
+              <w:bottom w:val="single" w:color="BFC9D6" w:sz="4"/>
+              <w:right w:val="single" w:color="BFC9D6" w:sz="4"/>
+            </w:tcBorders>
+            <w:tcMar>
+              <w:top w:type="dxa" w:w="50"/>
+              <w:left w:type="dxa" w:w="90"/>
+              <w:bottom w:type="dxa" w:w="50"/>
+              <w:right w:type="dxa" w:w="90"/>
+            </w:tcMar>
+            <w:vAlign w:val="top"/>
+          </w:tcPr>
+          <w:p>
+            <w:pPr>
+              <w:keepNext w:val="false"/>
+              <w:bidi/>
+              <w:spacing w:after="30" w:before="30" w:line="264"/>
+            </w:pPr>
+            <w:r>
+              <w:rPr>
+                <w:rFonts w:ascii="Arial" w:cs="Arial" w:eastAsia="Arial" w:hAnsi="Arial"/>
+                <w:b w:val="false"/>
+                <w:bCs w:val="false"/>
+                <w:sz w:val="18"/>
+                <w:szCs w:val="18"/>
+                <w:rtl/>
+              </w:rPr>
+              <w:t xml:space="preserve">معماري الحلول مع قائد قاعدة البيانات</w:t>
+            </w:r>
+          </w:p>
+        </w:tc>
+        <w:tc>
+          <w:tcPr>
+            <w:tcW w:type="dxa" w:w="1137"/>
+            <w:tcBorders>
+              <w:top w:val="single" w:color="BFC9D6" w:sz="4"/>
+              <w:left w:val="single" w:color="BFC9D6" w:sz="4"/>
+              <w:bottom w:val="single" w:color="BFC9D6" w:sz="4"/>
+              <w:right w:val="single" w:color="BFC9D6" w:sz="4"/>
+            </w:tcBorders>
+            <w:tcMar>
+              <w:top w:type="dxa" w:w="50"/>
+              <w:left w:type="dxa" w:w="90"/>
+              <w:bottom w:type="dxa" w:w="50"/>
+              <w:right w:type="dxa" w:w="90"/>
+            </w:tcMar>
+            <w:vAlign w:val="top"/>
+          </w:tcPr>
+          <w:p>
+            <w:pPr>
+              <w:keepNext w:val="false"/>
+              <w:bidi/>
+              <w:spacing w:after="30" w:before="30" w:line="264"/>
+            </w:pPr>
+            <w:r>
+              <w:rPr>
+                <w:rFonts w:ascii="Arial" w:cs="Arial" w:eastAsia="Arial" w:hAnsi="Arial"/>
+                <w:b w:val="false"/>
+                <w:bCs w:val="false"/>
+                <w:sz w:val="18"/>
+                <w:szCs w:val="18"/>
+                <w:rtl/>
+              </w:rPr>
+              <w:t xml:space="preserve">ميزانية الاستعلامات</w:t>
             </w:r>
           </w:p>
         </w:tc>

--- a/treasury-platform/docs/30-readiness/word/DOC-B03-nfr-specification.docx
+++ b/treasury-platform/docs/30-readiness/word/DOC-B03-nfr-specification.docx
@@ -2124,7 +2124,7 @@
                 <w:szCs w:val="18"/>
                 <w:rtl/>
               </w:rPr>
-              <w:t xml:space="preserve">docs/20-database-design.md:241</w:t>
+              <w:t xml:space="preserve">docs/20-database-design.md:271</w:t>
             </w:r>
           </w:p>
         </w:tc>
@@ -19627,7 +19627,7 @@
           <w:szCs w:val="21"/>
           <w:rtl/>
         </w:rPr>
-        <w:t xml:space="preserve">لا يوجد هدف رقمي للتزامن غير اختبار الحجز (docs/20-database-design.md:241)، ولا هدف لحجم البيانات، قبل هذه الوثيقة.</w:t>
+        <w:t xml:space="preserve">لا يوجد هدف رقمي للتزامن غير اختبار الحجز (docs/20-database-design.md:271)، ولا هدف لحجم البيانات، قبل هذه الوثيقة.</w:t>
       </w:r>
     </w:p>
     <w:p>
@@ -19924,7 +19924,7 @@
                 <w:szCs w:val="18"/>
                 <w:rtl/>
               </w:rPr>
-              <w:t xml:space="preserve">docs/10-detailed-analysis/00-overview-and-cross-cutting.md:167؛ docs/20-database-design.md:241؛ docs/10-detailed-analysis/11-m2-m4-institutions-accounts-catalogs.md:128</w:t>
+              <w:t xml:space="preserve">docs/10-detailed-analysis/00-overview-and-cross-cutting.md:167؛ docs/20-database-design.md:271؛ docs/10-detailed-analysis/11-m2-m4-institutions-accounts-catalogs.md:128</w:t>
             </w:r>
           </w:p>
         </w:tc>
